--- a/avg-pulcins-2027/topic7_1_structure/topic_7_1_structure_class1.docx
+++ b/avg-pulcins-2027/topic7_1_structure/topic_7_1_structure_class1.docx
@@ -2,7 +2,7 @@
 <file path=word/document.xml><?xml version="1.0" encoding="utf-8"?>
 <w:document xmlns:w="http://schemas.openxmlformats.org/wordprocessingml/2006/main" xmlns:m="http://schemas.openxmlformats.org/officeDocument/2006/math" xmlns:r="http://schemas.openxmlformats.org/officeDocument/2006/relationships" xmlns:o="urn:schemas-microsoft-com:office:office" xmlns:v="urn:schemas-microsoft-com:vml" xmlns:w10="urn:schemas-microsoft-com:office:word" xmlns:a="http://schemas.openxmlformats.org/drawingml/2006/main" xmlns:pic="http://schemas.openxmlformats.org/drawingml/2006/picture" xmlns:wp="http://schemas.openxmlformats.org/drawingml/2006/wordprocessingDrawing">
   <w:body>
-    <w:bookmarkStart w:id="9" w:name="X046cbe6bfb5703332e2b085b86b084439e7b30a"/>
+    <w:bookmarkStart w:id="14" w:name="X046cbe6bfb5703332e2b085b86b084439e7b30a"/>
     <w:p>
       <w:pPr>
         <w:pStyle w:val="Heading1"/>
@@ -387,7 +387,10 @@
               <w:t xml:space="preserve">“Vai visiem…?”</w:t>
             </w:r>
             <w:r>
-              <w:br/>
+              <w:t xml:space="preserve">,</w:t>
+            </w:r>
+            <w:r>
+              <w:t xml:space="preserve"> </w:t>
             </w:r>
             <w:r>
               <w:t xml:space="preserve">“Vai vienmēr…?”</w:t>
@@ -399,7 +402,10 @@
               <w:t xml:space="preserve">“Vai katram…?”</w:t>
             </w:r>
             <w:r>
-              <w:br/>
+              <w:t xml:space="preserve">,</w:t>
+            </w:r>
+            <w:r>
+              <w:t xml:space="preserve"> </w:t>
             </w:r>
             <w:r>
               <w:t xml:space="preserve">“Vai noteikti…?”</w:t>
@@ -545,7 +551,7 @@
               <w:t xml:space="preserve"> </w:t>
             </w:r>
             <w:r>
-              <w:t xml:space="preserve">patiess, un viss darbs ir tā pamatošana.</w:t>
+              <w:t xml:space="preserve">patiess un tikai jāpamato.</w:t>
             </w:r>
             <w:r>
               <w:br/>
@@ -852,10 +858,106 @@
         <w:t xml:space="preserve">risinājuma daļas?</w:t>
       </w:r>
     </w:p>
+    <w:p>
+      <w:pPr>
+        <w:pBdr>
+          <w:bottom w:val="single" w:sz="8" w:space="1" w:color="000000"/>
+        </w:pBdr>
+      </w:pPr>
+    </w:p>
+    <w:bookmarkStart w:id="9" w:name="uzdevums"/>
+    <w:p>
+      <w:pPr>
+        <w:pStyle w:val="Heading2"/>
+      </w:pPr>
+      <w:r>
+        <w:t xml:space="preserve">1.uzdevums</w:t>
+      </w:r>
+    </w:p>
+    <w:p>
+      <w:pPr>
+        <w:pStyle w:val="FirstParagraph"/>
+      </w:pPr>
+      <w:r>
+        <w:t xml:space="preserve">Vai var uzzīmēt 5 taisnes, kurām ir tieši 11 krustpunkti?</w:t>
+      </w:r>
+    </w:p>
     <w:bookmarkEnd w:id="9"/>
+    <w:bookmarkStart w:id="13" w:name="uzdevums-1"/>
+    <w:p>
+      <w:pPr>
+        <w:pStyle w:val="Heading2"/>
+      </w:pPr>
+      <w:r>
+        <w:t xml:space="preserve">2.uzdevums</w:t>
+      </w:r>
+    </w:p>
+    <w:p>
+      <w:pPr>
+        <w:pStyle w:val="FirstParagraph"/>
+      </w:pPr>
+      <w:r>
+        <w:t xml:space="preserve">Kāds mazākais skaits punktu jānodzēš, lai nekādi 3 no atlikušajiem</w:t>
+      </w:r>
+      <w:r>
+        <w:t xml:space="preserve"> </w:t>
+      </w:r>
+      <w:r>
+        <w:t xml:space="preserve">punktiem neatrastos uz vienas taisnes?</w:t>
+      </w:r>
+    </w:p>
+    <w:p>
+      <w:pPr>
+        <w:pStyle w:val="BodyText"/>
+      </w:pPr>
+      <w:r>
+        <w:drawing>
+          <wp:inline>
+            <wp:extent cx="914400" cy="750770"/>
+            <wp:effectExtent b="0" l="0" r="0" t="0"/>
+            <wp:docPr descr="" title="" id="11" name="Picture"/>
+            <a:graphic>
+              <a:graphicData uri="http://schemas.openxmlformats.org/drawingml/2006/picture">
+                <pic:pic>
+                  <pic:nvPicPr>
+                    <pic:cNvPr descr="grid_3x3.png" id="12" name="Picture"/>
+                    <pic:cNvPicPr>
+                      <a:picLocks noChangeArrowheads="1" noChangeAspect="1"/>
+                    </pic:cNvPicPr>
+                  </pic:nvPicPr>
+                  <pic:blipFill>
+                    <a:blip r:embed="rId10"/>
+                    <a:stretch>
+                      <a:fillRect/>
+                    </a:stretch>
+                  </pic:blipFill>
+                  <pic:spPr bwMode="auto">
+                    <a:xfrm>
+                      <a:off x="0" y="0"/>
+                      <a:ext cx="914400" cy="750770"/>
+                    </a:xfrm>
+                    <a:prstGeom prst="rect">
+                      <a:avLst/>
+                    </a:prstGeom>
+                    <a:noFill/>
+                    <a:ln w="9525">
+                      <a:noFill/>
+                      <a:headEnd/>
+                      <a:tailEnd/>
+                    </a:ln>
+                  </pic:spPr>
+                </pic:pic>
+              </a:graphicData>
+            </a:graphic>
+          </wp:inline>
+        </w:drawing>
+      </w:r>
+    </w:p>
+    <w:bookmarkEnd w:id="13"/>
+    <w:bookmarkEnd w:id="14"/>
     <w:sectPr>
       <w:headerReference w:type="default" r:id="rId9"/>
-      <w:footerReference w:type="default" r:id="rId10"/>
+      <w:footerReference w:type="default" r:id="rId11"/>
       <w:footnotePr>
         <w:numRestart w:val="eachSect"/>
       </w:footnotePr>
